--- a/skills/hsdt-forms/templates/Xay-lap-3A/TT79-M09A.docx
+++ b/skills/hsdt-forms/templates/Xay-lap-3A/TT79-M09A.docx
@@ -16,9 +16,7 @@
           <w:lang w:val="nl-NL"/>
         </w:rPr>
       </w:pPr>
-      <w:r>
-        <w:br w:type="page"/>
-      </w:r>
+      <w:r/>
       <w:r>
         <w:rPr>
           <w:b/>
@@ -26,7 +24,6 @@
           <w:szCs w:val="28"/>
           <w:lang w:val="nl-NL"/>
         </w:rPr>
-        <w:lastRenderedPageBreak/>
         <w:t xml:space="preserve"> </w:t>
       </w:r>
       <w:r>
